--- a/backend_api/templates/vessel_truck_supervision.docx
+++ b/backend_api/templates/vessel_truck_supervision.docx
@@ -65,7 +65,21 @@
         <w:rPr>
           <w:lang w:val="en-US"/>
         </w:rPr>
-        <w:t>{report_date}</w:t>
+        <w:t>{</w:t>
+      </w:r>
+      <w:proofErr w:type="spellStart"/>
+      <w:r>
+        <w:rPr>
+          <w:lang w:val="en-US"/>
+        </w:rPr>
+        <w:t>report_date</w:t>
+      </w:r>
+      <w:proofErr w:type="spellEnd"/>
+      <w:r>
+        <w:rPr>
+          <w:lang w:val="en-US"/>
+        </w:rPr>
+        <w:t>}</w:t>
       </w:r>
       <w:r>
         <w:rPr>
@@ -134,6 +148,7 @@
           <w:lang w:val="en-US"/>
         </w:rPr>
       </w:pPr>
+      <w:proofErr w:type="spellStart"/>
       <w:r>
         <w:rPr>
           <w:b/>
@@ -150,6 +165,7 @@
         </w:rPr>
         <w:t>roposito</w:t>
       </w:r>
+      <w:proofErr w:type="spellEnd"/>
     </w:p>
     <w:p>
       <w:pPr>
@@ -157,7 +173,23 @@
         <w:ind w:left="1418"/>
       </w:pPr>
       <w:r>
-        <w:t>MSL Marine Surveyors and Logistics, fuimos nominados para llevar a cabo la</w:t>
+        <w:t xml:space="preserve">MSL Marine </w:t>
+      </w:r>
+      <w:proofErr w:type="spellStart"/>
+      <w:r>
+        <w:t>Surveyors</w:t>
+      </w:r>
+      <w:proofErr w:type="spellEnd"/>
+      <w:r>
+        <w:t xml:space="preserve"> and </w:t>
+      </w:r>
+      <w:proofErr w:type="spellStart"/>
+      <w:r>
+        <w:t>Logistics</w:t>
+      </w:r>
+      <w:proofErr w:type="spellEnd"/>
+      <w:r>
+        <w:t>, fuimos nominados para llevar a cabo la</w:t>
       </w:r>
       <w:r>
         <w:t xml:space="preserve"> </w:t>
@@ -177,20 +209,44 @@
           <w:b/>
           <w:bCs/>
         </w:rPr>
-        <w:t>{vessel_name}</w:t>
-      </w:r>
+        <w:t>{</w:t>
+      </w:r>
+      <w:proofErr w:type="spellStart"/>
       <w:r>
         <w:rPr>
           <w:b/>
           <w:bCs/>
         </w:rPr>
+        <w:t>vessel_name</w:t>
+      </w:r>
+      <w:proofErr w:type="spellEnd"/>
+      <w:r>
+        <w:rPr>
+          <w:b/>
+          <w:bCs/>
+        </w:rPr>
+        <w:t>}</w:t>
+      </w:r>
+      <w:r>
+        <w:rPr>
+          <w:b/>
+          <w:bCs/>
+        </w:rPr>
         <w:t>”</w:t>
       </w:r>
       <w:r>
         <w:t xml:space="preserve"> Puerto </w:t>
       </w:r>
       <w:r>
-        <w:t>{port}</w:t>
+        <w:t>{</w:t>
+      </w:r>
+      <w:proofErr w:type="spellStart"/>
+      <w:r>
+        <w:t>port</w:t>
+      </w:r>
+      <w:proofErr w:type="spellEnd"/>
+      <w:r>
+        <w:t>}</w:t>
       </w:r>
       <w:r>
         <w:t xml:space="preserve"> – </w:t>
@@ -218,6 +274,7 @@
           <w:lang w:val="en-US"/>
         </w:rPr>
       </w:pPr>
+      <w:proofErr w:type="spellStart"/>
       <w:r>
         <w:rPr>
           <w:b/>
@@ -234,6 +291,7 @@
         </w:rPr>
         <w:t>ciones</w:t>
       </w:r>
+      <w:proofErr w:type="spellEnd"/>
     </w:p>
     <w:p>
       <w:pPr>
@@ -270,12 +328,14 @@
         </w:rPr>
         <w:t>{</w:t>
       </w:r>
+      <w:proofErr w:type="spellStart"/>
       <w:r>
         <w:rPr>
           <w:lang w:val="es-CR"/>
         </w:rPr>
         <w:t>customer</w:t>
       </w:r>
+      <w:proofErr w:type="spellEnd"/>
       <w:r>
         <w:rPr>
           <w:lang w:val="es-CR"/>
@@ -339,24 +399,44 @@
           <w:smallCaps/>
           <w:lang w:val="es-CR"/>
         </w:rPr>
-        <w:t xml:space="preserve"> y</w:t>
-      </w:r>
+        <w:t xml:space="preserve"> </w:t>
+      </w:r>
+      <w:proofErr w:type="spellStart"/>
       <w:r>
         <w:rPr>
           <w:b/>
           <w:smallCaps/>
           <w:lang w:val="es-CR"/>
         </w:rPr>
-        <w:t xml:space="preserve"> inspec</w:t>
-      </w:r>
+        <w:t>y</w:t>
+      </w:r>
+      <w:proofErr w:type="spellEnd"/>
       <w:r>
         <w:rPr>
           <w:b/>
           <w:smallCaps/>
           <w:lang w:val="es-CR"/>
         </w:rPr>
+        <w:t xml:space="preserve"> </w:t>
+      </w:r>
+      <w:proofErr w:type="spellStart"/>
+      <w:r>
+        <w:rPr>
+          <w:b/>
+          <w:smallCaps/>
+          <w:lang w:val="es-CR"/>
+        </w:rPr>
+        <w:t>inspec</w:t>
+      </w:r>
+      <w:r>
+        <w:rPr>
+          <w:b/>
+          <w:smallCaps/>
+          <w:lang w:val="es-CR"/>
+        </w:rPr>
         <w:t>cion</w:t>
       </w:r>
+      <w:proofErr w:type="spellEnd"/>
       <w:r>
         <w:rPr>
           <w:b/>
@@ -372,33 +452,45 @@
           <w:numId w:val="1"/>
         </w:numPr>
         <w:tabs>
-          <w:tab w:val="clear" w:pos="2126"/>
-        </w:tabs>
-        <w:spacing w:before="80"/>
-        <w:ind w:left="4950" w:hanging="3532"/>
+          <w:tab w:val="num" w:pos="1560"/>
+        </w:tabs>
+        <w:spacing w:before="200"/>
         <w:jc w:val="both"/>
         <w:rPr>
-          <w:smallCaps/>
-          <w:lang w:val="es-CR"/>
-        </w:rPr>
-      </w:pPr>
-      <w:r>
-        <w:rPr>
-          <w:lang w:val="es-CR"/>
-        </w:rPr>
-        <w:t>Fechas de Arrib</w:t>
-      </w:r>
-      <w:r>
-        <w:rPr>
-          <w:lang w:val="es-CR"/>
-        </w:rPr>
-        <w:t xml:space="preserve">o </w:t>
-      </w:r>
-      <w:r>
-        <w:rPr>
-          <w:lang w:val="es-CR"/>
-        </w:rPr>
-        <w:t>{arrival_date}</w:t>
+          <w:lang w:val="es-CR"/>
+        </w:rPr>
+      </w:pPr>
+      <w:r>
+        <w:rPr>
+          <w:lang w:val="es-CR"/>
+        </w:rPr>
+        <w:t xml:space="preserve">Fechas de Arribo </w:t>
+      </w:r>
+      <w:r>
+        <w:rPr>
+          <w:lang w:val="es-CR"/>
+        </w:rPr>
+        <w:t xml:space="preserve">              </w:t>
+      </w:r>
+      <w:r>
+        <w:rPr>
+          <w:lang w:val="es-CR"/>
+        </w:rPr>
+        <w:t>{</w:t>
+      </w:r>
+      <w:proofErr w:type="spellStart"/>
+      <w:r>
+        <w:rPr>
+          <w:lang w:val="es-CR"/>
+        </w:rPr>
+        <w:t>arrival_date</w:t>
+      </w:r>
+      <w:proofErr w:type="spellEnd"/>
+      <w:r>
+        <w:rPr>
+          <w:lang w:val="es-CR"/>
+        </w:rPr>
+        <w:t>}</w:t>
       </w:r>
     </w:p>
     <w:p>
@@ -408,27 +500,19 @@
           <w:numId w:val="1"/>
         </w:numPr>
         <w:tabs>
-          <w:tab w:val="clear" w:pos="2126"/>
-        </w:tabs>
-        <w:spacing w:before="80"/>
-        <w:ind w:left="4950" w:hanging="3532"/>
+          <w:tab w:val="num" w:pos="1560"/>
+        </w:tabs>
+        <w:spacing w:before="200"/>
         <w:jc w:val="both"/>
         <w:rPr>
-          <w:smallCaps/>
-          <w:lang w:val="es-CR"/>
-        </w:rPr>
-      </w:pPr>
-      <w:r>
-        <w:rPr>
-          <w:lang w:val="es-CR"/>
-        </w:rPr>
-        <w:t xml:space="preserve">Fecha de </w:t>
-      </w:r>
-      <w:r>
-        <w:rPr>
-          <w:lang w:val="es-CR"/>
-        </w:rPr>
-        <w:t>inspección</w:t>
+          <w:lang w:val="es-CR"/>
+        </w:rPr>
+      </w:pPr>
+      <w:r>
+        <w:rPr>
+          <w:lang w:val="es-CR"/>
+        </w:rPr>
+        <w:t xml:space="preserve">Fecha de inspección      </w:t>
       </w:r>
       <w:r>
         <w:rPr>
@@ -440,64 +524,21 @@
         <w:rPr>
           <w:lang w:val="es-CR"/>
         </w:rPr>
-        <w:t xml:space="preserve"> </w:t>
-      </w:r>
-      <w:r>
-        <w:rPr>
-          <w:lang w:val="es-CR"/>
-        </w:rPr>
-        <w:t xml:space="preserve"> </w:t>
-      </w:r>
-      <w:r>
-        <w:rPr>
-          <w:lang w:val="es-CR"/>
-        </w:rPr>
-        <w:t xml:space="preserve">  </w:t>
-      </w:r>
-      <w:r>
-        <w:rPr>
-          <w:lang w:val="es-CR"/>
-        </w:rPr>
-        <w:t xml:space="preserve"> </w:t>
-      </w:r>
-      <w:r>
-        <w:rPr>
-          <w:lang w:val="es-CR"/>
-        </w:rPr>
-        <w:tab/>
-      </w:r>
-      <w:r>
-        <w:rPr>
-          <w:lang w:val="es-CR"/>
-        </w:rPr>
-        <w:tab/>
-      </w:r>
-      <w:r>
-        <w:rPr>
-          <w:lang w:val="es-CR"/>
-        </w:rPr>
-        <w:tab/>
-        <w:t xml:space="preserve"> </w:t>
-      </w:r>
-      <w:proofErr w:type="gramStart"/>
-      <w:r>
-        <w:rPr>
-          <w:lang w:val="es-CR"/>
-        </w:rPr>
-        <w:t xml:space="preserve">   </w:t>
-      </w:r>
-      <w:r>
-        <w:rPr>
-          <w:lang w:val="es-CR"/>
-        </w:rPr>
         <w:t>{</w:t>
       </w:r>
-      <w:proofErr w:type="gramEnd"/>
-      <w:r>
-        <w:rPr>
-          <w:lang w:val="es-CR"/>
-        </w:rPr>
-        <w:t>inspection_date}</w:t>
+      <w:proofErr w:type="spellStart"/>
+      <w:r>
+        <w:rPr>
+          <w:lang w:val="es-CR"/>
+        </w:rPr>
+        <w:t>inspection_date</w:t>
+      </w:r>
+      <w:proofErr w:type="spellEnd"/>
+      <w:r>
+        <w:rPr>
+          <w:lang w:val="es-CR"/>
+        </w:rPr>
+        <w:t>}</w:t>
       </w:r>
     </w:p>
     <w:p>
@@ -507,7 +548,7 @@
           <w:numId w:val="1"/>
         </w:numPr>
         <w:tabs>
-          <w:tab w:val="clear" w:pos="2126"/>
+          <w:tab w:val="num" w:pos="1560"/>
         </w:tabs>
         <w:spacing w:before="80"/>
         <w:ind w:left="4950" w:hanging="3532"/>
@@ -533,34 +574,21 @@
         <w:rPr>
           <w:lang w:val="es-CR"/>
         </w:rPr>
-        <w:tab/>
-      </w:r>
-      <w:r>
-        <w:rPr>
-          <w:lang w:val="es-CR"/>
-        </w:rPr>
-        <w:tab/>
-        <w:t xml:space="preserve"> </w:t>
-      </w:r>
-      <w:proofErr w:type="gramStart"/>
-      <w:r>
-        <w:rPr>
-          <w:lang w:val="es-CR"/>
-        </w:rPr>
-        <w:t xml:space="preserve">   </w:t>
-      </w:r>
-      <w:r>
-        <w:rPr>
-          <w:lang w:val="es-CR"/>
-        </w:rPr>
         <w:t>{</w:t>
       </w:r>
-      <w:proofErr w:type="gramEnd"/>
-      <w:r>
-        <w:rPr>
-          <w:lang w:val="es-CR"/>
-        </w:rPr>
-        <w:t>supervision_completed_date}</w:t>
+      <w:proofErr w:type="spellStart"/>
+      <w:r>
+        <w:rPr>
+          <w:lang w:val="es-CR"/>
+        </w:rPr>
+        <w:t>supervision_completed_date</w:t>
+      </w:r>
+      <w:proofErr w:type="spellEnd"/>
+      <w:r>
+        <w:rPr>
+          <w:lang w:val="es-CR"/>
+        </w:rPr>
+        <w:t>}</w:t>
       </w:r>
     </w:p>
     <w:p>
@@ -602,6 +630,7 @@
           <w:lang w:val="en-US"/>
         </w:rPr>
       </w:pPr>
+      <w:proofErr w:type="spellStart"/>
       <w:r>
         <w:rPr>
           <w:b/>
@@ -618,6 +647,7 @@
         </w:rPr>
         <w:t>presentantes</w:t>
       </w:r>
+      <w:proofErr w:type="spellEnd"/>
     </w:p>
     <w:p>
       <w:pPr>
@@ -658,7 +688,21 @@
         <w:rPr>
           <w:lang w:val="es-CR"/>
         </w:rPr>
-        <w:t>{captain}</w:t>
+        <w:t>{</w:t>
+      </w:r>
+      <w:proofErr w:type="spellStart"/>
+      <w:r>
+        <w:rPr>
+          <w:lang w:val="es-CR"/>
+        </w:rPr>
+        <w:t>captain</w:t>
+      </w:r>
+      <w:proofErr w:type="spellEnd"/>
+      <w:r>
+        <w:rPr>
+          <w:lang w:val="es-CR"/>
+        </w:rPr>
+        <w:t>}</w:t>
       </w:r>
     </w:p>
     <w:p>
@@ -693,7 +737,21 @@
         <w:rPr>
           <w:lang w:val="es-CR"/>
         </w:rPr>
-        <w:t>{chief_officer}</w:t>
+        <w:t>{</w:t>
+      </w:r>
+      <w:proofErr w:type="spellStart"/>
+      <w:r>
+        <w:rPr>
+          <w:lang w:val="es-CR"/>
+        </w:rPr>
+        <w:t>chief_officer</w:t>
+      </w:r>
+      <w:proofErr w:type="spellEnd"/>
+      <w:r>
+        <w:rPr>
+          <w:lang w:val="es-CR"/>
+        </w:rPr>
+        <w:t>}</w:t>
       </w:r>
     </w:p>
     <w:p>
@@ -862,14 +920,7 @@
         <w:rPr>
           <w:lang w:val="es-CR"/>
         </w:rPr>
-        <w:t xml:space="preserve">  </w:t>
-      </w:r>
-      <w:proofErr w:type="gramStart"/>
-      <w:r>
-        <w:rPr>
-          <w:lang w:val="es-CR"/>
-        </w:rPr>
-        <w:t xml:space="preserve"> </w:t>
+        <w:t xml:space="preserve">   </w:t>
       </w:r>
       <w:r>
         <w:rPr>
@@ -877,12 +928,19 @@
         </w:rPr>
         <w:t xml:space="preserve">  {</w:t>
       </w:r>
-      <w:proofErr w:type="gramEnd"/>
-      <w:r>
-        <w:rPr>
-          <w:lang w:val="es-CR"/>
-        </w:rPr>
-        <w:t>flag_port_registry}</w:t>
+      <w:proofErr w:type="spellStart"/>
+      <w:r>
+        <w:rPr>
+          <w:lang w:val="es-CR"/>
+        </w:rPr>
+        <w:t>flag_port_registry</w:t>
+      </w:r>
+      <w:proofErr w:type="spellEnd"/>
+      <w:r>
+        <w:rPr>
+          <w:lang w:val="es-CR"/>
+        </w:rPr>
+        <w:t>}</w:t>
       </w:r>
     </w:p>
     <w:p>
@@ -927,7 +985,6 @@
         </w:rPr>
         <w:t xml:space="preserve">    </w:t>
       </w:r>
-      <w:proofErr w:type="gramStart"/>
       <w:r>
         <w:rPr>
           <w:lang w:val="es-CR"/>
@@ -940,12 +997,19 @@
         </w:rPr>
         <w:t xml:space="preserve">  {</w:t>
       </w:r>
-      <w:proofErr w:type="gramEnd"/>
-      <w:r>
-        <w:rPr>
-          <w:lang w:val="es-CR"/>
-        </w:rPr>
-        <w:t>grt}</w:t>
+      <w:proofErr w:type="spellStart"/>
+      <w:r>
+        <w:rPr>
+          <w:lang w:val="es-CR"/>
+        </w:rPr>
+        <w:t>grt</w:t>
+      </w:r>
+      <w:proofErr w:type="spellEnd"/>
+      <w:r>
+        <w:rPr>
+          <w:lang w:val="es-CR"/>
+        </w:rPr>
+        <w:t>}</w:t>
       </w:r>
       <w:r>
         <w:rPr>
@@ -1001,14 +1065,7 @@
         <w:rPr>
           <w:lang w:val="es-CR"/>
         </w:rPr>
-        <w:t xml:space="preserve">  </w:t>
-      </w:r>
-      <w:proofErr w:type="gramStart"/>
-      <w:r>
-        <w:rPr>
-          <w:lang w:val="es-CR"/>
-        </w:rPr>
-        <w:t xml:space="preserve">  </w:t>
+        <w:t xml:space="preserve">    </w:t>
       </w:r>
       <w:r>
         <w:rPr>
@@ -1022,12 +1079,19 @@
         </w:rPr>
         <w:t>{</w:t>
       </w:r>
-      <w:proofErr w:type="gramEnd"/>
-      <w:r>
-        <w:rPr>
-          <w:lang w:val="es-CR"/>
-        </w:rPr>
-        <w:t>nrt}</w:t>
+      <w:proofErr w:type="spellStart"/>
+      <w:r>
+        <w:rPr>
+          <w:lang w:val="es-CR"/>
+        </w:rPr>
+        <w:t>nrt</w:t>
+      </w:r>
+      <w:proofErr w:type="spellEnd"/>
+      <w:r>
+        <w:rPr>
+          <w:lang w:val="es-CR"/>
+        </w:rPr>
+        <w:t>}</w:t>
       </w:r>
       <w:r>
         <w:rPr>
@@ -1052,8 +1116,16 @@
         <w:rPr>
           <w:lang w:val="es-CR"/>
         </w:rPr>
-        <w:t>IMO Nº</w:t>
-      </w:r>
+        <w:t xml:space="preserve">IMO </w:t>
+      </w:r>
+      <w:proofErr w:type="spellStart"/>
+      <w:r>
+        <w:rPr>
+          <w:lang w:val="es-CR"/>
+        </w:rPr>
+        <w:t>Nº</w:t>
+      </w:r>
+      <w:proofErr w:type="spellEnd"/>
       <w:r>
         <w:rPr>
           <w:lang w:val="es-CR"/>
@@ -1089,33 +1161,33 @@
         <w:rPr>
           <w:lang w:val="es-CR"/>
         </w:rPr>
+        <w:t xml:space="preserve">   </w:t>
+      </w:r>
+      <w:r>
+        <w:rPr>
+          <w:lang w:val="es-CR"/>
+        </w:rPr>
         <w:t xml:space="preserve"> </w:t>
       </w:r>
-      <w:proofErr w:type="gramStart"/>
-      <w:r>
-        <w:rPr>
-          <w:lang w:val="es-CR"/>
-        </w:rPr>
-        <w:t xml:space="preserve">  </w:t>
-      </w:r>
-      <w:r>
-        <w:rPr>
-          <w:lang w:val="es-CR"/>
-        </w:rPr>
-        <w:t xml:space="preserve"> </w:t>
-      </w:r>
       <w:r>
         <w:rPr>
           <w:lang w:val="es-CR"/>
         </w:rPr>
         <w:t>{</w:t>
       </w:r>
-      <w:proofErr w:type="gramEnd"/>
-      <w:r>
-        <w:rPr>
-          <w:lang w:val="es-CR"/>
-        </w:rPr>
-        <w:t>imo_no}</w:t>
+      <w:proofErr w:type="spellStart"/>
+      <w:r>
+        <w:rPr>
+          <w:lang w:val="es-CR"/>
+        </w:rPr>
+        <w:t>imo_no</w:t>
+      </w:r>
+      <w:proofErr w:type="spellEnd"/>
+      <w:r>
+        <w:rPr>
+          <w:lang w:val="es-CR"/>
+        </w:rPr>
+        <w:t>}</w:t>
       </w:r>
       <w:r>
         <w:rPr>
@@ -1140,7 +1212,6 @@
         <w:rPr>
           <w:lang w:val="es-CR"/>
         </w:rPr>
-        <w:lastRenderedPageBreak/>
         <w:t xml:space="preserve">Año de </w:t>
       </w:r>
       <w:r>
@@ -1171,33 +1242,33 @@
         <w:rPr>
           <w:lang w:val="es-CR"/>
         </w:rPr>
+        <w:t xml:space="preserve">   </w:t>
+      </w:r>
+      <w:r>
+        <w:rPr>
+          <w:lang w:val="es-CR"/>
+        </w:rPr>
         <w:t xml:space="preserve"> </w:t>
       </w:r>
-      <w:proofErr w:type="gramStart"/>
-      <w:r>
-        <w:rPr>
-          <w:lang w:val="es-CR"/>
-        </w:rPr>
-        <w:t xml:space="preserve">  </w:t>
-      </w:r>
-      <w:r>
-        <w:rPr>
-          <w:lang w:val="es-CR"/>
-        </w:rPr>
-        <w:t xml:space="preserve"> </w:t>
-      </w:r>
       <w:r>
         <w:rPr>
           <w:lang w:val="es-CR"/>
         </w:rPr>
         <w:t>{</w:t>
       </w:r>
-      <w:proofErr w:type="gramEnd"/>
-      <w:r>
-        <w:rPr>
-          <w:lang w:val="es-CR"/>
-        </w:rPr>
-        <w:t>build_year}</w:t>
+      <w:proofErr w:type="spellStart"/>
+      <w:r>
+        <w:rPr>
+          <w:lang w:val="es-CR"/>
+        </w:rPr>
+        <w:t>build_year</w:t>
+      </w:r>
+      <w:proofErr w:type="spellEnd"/>
+      <w:r>
+        <w:rPr>
+          <w:lang w:val="es-CR"/>
+        </w:rPr>
+        <w:t>}</w:t>
       </w:r>
       <w:r>
         <w:rPr>
@@ -1222,6 +1293,7 @@
           <w:smallCaps/>
           <w:lang w:val="es-CR"/>
         </w:rPr>
+        <w:lastRenderedPageBreak/>
         <w:t xml:space="preserve"> </w:t>
       </w:r>
       <w:r>
@@ -1333,7 +1405,15 @@
         <w:pStyle w:val="NoSpacing"/>
       </w:pPr>
       <w:r>
-        <w:t>{process_text}</w:t>
+        <w:t>{</w:t>
+      </w:r>
+      <w:proofErr w:type="spellStart"/>
+      <w:r>
+        <w:t>process_text</w:t>
+      </w:r>
+      <w:proofErr w:type="spellEnd"/>
+      <w:r>
+        <w:t>}</w:t>
       </w:r>
     </w:p>
     <w:p>
@@ -1415,17 +1495,48 @@
           <w:bCs/>
           <w:lang w:val="en-US"/>
         </w:rPr>
-        <w:t>5.1.1 Hallazgos Documentales</w:t>
-      </w:r>
-    </w:p>
-    <w:p>
-      <w:pPr>
+        <w:t xml:space="preserve">5.1.1 </w:t>
+      </w:r>
+      <w:proofErr w:type="spellStart"/>
+      <w:r>
         <w:rPr>
           <w:rFonts w:cs="Arial"/>
           <w:b/>
           <w:bCs/>
           <w:lang w:val="en-US"/>
         </w:rPr>
+        <w:t>Hallazgos</w:t>
+      </w:r>
+      <w:proofErr w:type="spellEnd"/>
+      <w:r>
+        <w:rPr>
+          <w:rFonts w:cs="Arial"/>
+          <w:b/>
+          <w:bCs/>
+          <w:lang w:val="en-US"/>
+        </w:rPr>
+        <w:t xml:space="preserve"> </w:t>
+      </w:r>
+      <w:proofErr w:type="spellStart"/>
+      <w:r>
+        <w:rPr>
+          <w:rFonts w:cs="Arial"/>
+          <w:b/>
+          <w:bCs/>
+          <w:lang w:val="en-US"/>
+        </w:rPr>
+        <w:t>Documentales</w:t>
+      </w:r>
+      <w:proofErr w:type="spellEnd"/>
+    </w:p>
+    <w:p>
+      <w:pPr>
+        <w:rPr>
+          <w:rFonts w:cs="Arial"/>
+          <w:b/>
+          <w:bCs/>
+          <w:lang w:val="en-US"/>
+        </w:rPr>
       </w:pPr>
     </w:p>
     <w:p>
@@ -1441,7 +1552,23 @@
           <w:rFonts w:cs="Arial"/>
           <w:lang w:val="es-MX"/>
         </w:rPr>
-        <w:t>{findings_documental_text}</w:t>
+        <w:t>{</w:t>
+      </w:r>
+      <w:proofErr w:type="spellStart"/>
+      <w:r>
+        <w:rPr>
+          <w:rFonts w:cs="Arial"/>
+          <w:lang w:val="es-MX"/>
+        </w:rPr>
+        <w:t>findings_documental_text</w:t>
+      </w:r>
+      <w:proofErr w:type="spellEnd"/>
+      <w:r>
+        <w:rPr>
+          <w:rFonts w:cs="Arial"/>
+          <w:lang w:val="es-MX"/>
+        </w:rPr>
+        <w:t>}</w:t>
       </w:r>
     </w:p>
     <w:p>
@@ -1490,11 +1617,19 @@
         </w:rPr>
         <w:t xml:space="preserve">     {</w:t>
       </w:r>
+      <w:proofErr w:type="spellStart"/>
       <w:r>
         <w:rPr>
           <w:lang w:val="es-MX"/>
         </w:rPr>
-        <w:t>findings_operational_text}</w:t>
+        <w:t>findings_operational_text</w:t>
+      </w:r>
+      <w:proofErr w:type="spellEnd"/>
+      <w:r>
+        <w:rPr>
+          <w:lang w:val="es-MX"/>
+        </w:rPr>
+        <w:t>}</w:t>
       </w:r>
     </w:p>
     <w:p>
@@ -1558,7 +1693,23 @@
           <w:rFonts w:cs="Arial"/>
           <w:lang w:val="es-CR"/>
         </w:rPr>
-        <w:t>{incidents_text}</w:t>
+        <w:t>{</w:t>
+      </w:r>
+      <w:proofErr w:type="spellStart"/>
+      <w:r>
+        <w:rPr>
+          <w:rFonts w:cs="Arial"/>
+          <w:lang w:val="es-CR"/>
+        </w:rPr>
+        <w:t>incidents_text</w:t>
+      </w:r>
+      <w:proofErr w:type="spellEnd"/>
+      <w:r>
+        <w:rPr>
+          <w:rFonts w:cs="Arial"/>
+          <w:lang w:val="es-CR"/>
+        </w:rPr>
+        <w:t>}</w:t>
       </w:r>
     </w:p>
     <w:p>
@@ -1605,7 +1756,21 @@
         <w:rPr>
           <w:lang w:val="es-MX"/>
         </w:rPr>
-        <w:t>{conclusion_text}</w:t>
+        <w:t>{</w:t>
+      </w:r>
+      <w:proofErr w:type="spellStart"/>
+      <w:r>
+        <w:rPr>
+          <w:lang w:val="es-MX"/>
+        </w:rPr>
+        <w:t>conclusion_text</w:t>
+      </w:r>
+      <w:proofErr w:type="spellEnd"/>
+      <w:r>
+        <w:rPr>
+          <w:lang w:val="es-MX"/>
+        </w:rPr>
+        <w:t>}</w:t>
       </w:r>
     </w:p>
     <w:p>
@@ -1710,8 +1875,16 @@
         <w:rPr>
           <w:lang w:val="en-GB"/>
         </w:rPr>
-        <w:t>Control de descarga</w:t>
-      </w:r>
+        <w:t xml:space="preserve">Control de </w:t>
+      </w:r>
+      <w:proofErr w:type="spellStart"/>
+      <w:r>
+        <w:rPr>
+          <w:lang w:val="en-GB"/>
+        </w:rPr>
+        <w:t>descarga</w:t>
+      </w:r>
+      <w:proofErr w:type="spellEnd"/>
       <w:r>
         <w:rPr>
           <w:lang w:val="en-GB"/>
@@ -2289,14 +2462,32 @@
         <w:sz w:val="12"/>
         <w:lang w:val="es-MX"/>
       </w:rPr>
-      <w:t>{cert_no}</w:t>
+      <w:t>{</w:t>
     </w:r>
+    <w:proofErr w:type="spellStart"/>
     <w:r>
       <w:rPr>
         <w:color w:val="000000"/>
         <w:sz w:val="12"/>
         <w:lang w:val="es-MX"/>
       </w:rPr>
+      <w:t>cert_no</w:t>
+    </w:r>
+    <w:proofErr w:type="spellEnd"/>
+    <w:r>
+      <w:rPr>
+        <w:color w:val="000000"/>
+        <w:sz w:val="12"/>
+        <w:lang w:val="es-MX"/>
+      </w:rPr>
+      <w:t>}</w:t>
+    </w:r>
+    <w:r>
+      <w:rPr>
+        <w:color w:val="000000"/>
+        <w:sz w:val="12"/>
+        <w:lang w:val="es-MX"/>
+      </w:rPr>
       <w:t xml:space="preserve"> </w:t>
     </w:r>
     <w:r>
@@ -2321,7 +2512,25 @@
         <w:sz w:val="12"/>
         <w:lang w:val="es-MX"/>
       </w:rPr>
-      <w:t>{vessel_name}</w:t>
+      <w:t>{</w:t>
+    </w:r>
+    <w:proofErr w:type="spellStart"/>
+    <w:r>
+      <w:rPr>
+        <w:color w:val="000000"/>
+        <w:sz w:val="12"/>
+        <w:lang w:val="es-MX"/>
+      </w:rPr>
+      <w:t>vessel_name</w:t>
+    </w:r>
+    <w:proofErr w:type="spellEnd"/>
+    <w:r>
+      <w:rPr>
+        <w:color w:val="000000"/>
+        <w:sz w:val="12"/>
+        <w:lang w:val="es-MX"/>
+      </w:rPr>
+      <w:t>}</w:t>
     </w:r>
     <w:r>
       <w:rPr>
@@ -2479,6 +2688,7 @@
       </w:rPr>
       <w:t xml:space="preserve"> </w:t>
     </w:r>
+    <w:proofErr w:type="spellStart"/>
     <w:r>
       <w:rPr>
         <w:rStyle w:val="PageNumber"/>
@@ -2487,6 +2697,7 @@
       </w:rPr>
       <w:t>of</w:t>
     </w:r>
+    <w:proofErr w:type="spellEnd"/>
     <w:r>
       <w:rPr>
         <w:rStyle w:val="PageNumber"/>
@@ -2705,8 +2916,24 @@
           </w14:srgbClr>
         </w14:shadow>
       </w:rPr>
-      <w:t>CERT Nº</w:t>
+      <w:t xml:space="preserve">CERT </w:t>
     </w:r>
+    <w:proofErr w:type="spellStart"/>
+    <w:r>
+      <w:rPr>
+        <w:b/>
+        <w:color w:val="0000FF"/>
+        <w:spacing w:val="22"/>
+        <w:sz w:val="20"/>
+        <w14:shadow w14:blurRad="50800" w14:dist="38100" w14:dir="2700000" w14:sx="100000" w14:sy="100000" w14:kx="0" w14:ky="0" w14:algn="tl">
+          <w14:srgbClr w14:val="000000">
+            <w14:alpha w14:val="60000"/>
+          </w14:srgbClr>
+        </w14:shadow>
+      </w:rPr>
+      <w:t>Nº</w:t>
+    </w:r>
+    <w:proofErr w:type="spellEnd"/>
     <w:r>
       <w:rPr>
         <w:b/>
@@ -2719,7 +2946,37 @@
           </w14:srgbClr>
         </w14:shadow>
       </w:rPr>
-      <w:t xml:space="preserve"> {cert_no}</w:t>
+      <w:t xml:space="preserve"> {</w:t>
+    </w:r>
+    <w:proofErr w:type="spellStart"/>
+    <w:r>
+      <w:rPr>
+        <w:b/>
+        <w:color w:val="000000"/>
+        <w:spacing w:val="22"/>
+        <w:sz w:val="20"/>
+        <w14:shadow w14:blurRad="50800" w14:dist="38100" w14:dir="2700000" w14:sx="100000" w14:sy="100000" w14:kx="0" w14:ky="0" w14:algn="tl">
+          <w14:srgbClr w14:val="000000">
+            <w14:alpha w14:val="60000"/>
+          </w14:srgbClr>
+        </w14:shadow>
+      </w:rPr>
+      <w:t>cert_no</w:t>
+    </w:r>
+    <w:proofErr w:type="spellEnd"/>
+    <w:r>
+      <w:rPr>
+        <w:b/>
+        <w:color w:val="000000"/>
+        <w:spacing w:val="22"/>
+        <w:sz w:val="20"/>
+        <w14:shadow w14:blurRad="50800" w14:dist="38100" w14:dir="2700000" w14:sx="100000" w14:sy="100000" w14:kx="0" w14:ky="0" w14:algn="tl">
+          <w14:srgbClr w14:val="000000">
+            <w14:alpha w14:val="60000"/>
+          </w14:srgbClr>
+        </w14:shadow>
+      </w:rPr>
+      <w:t>}</w:t>
     </w:r>
   </w:p>
   <w:p>

--- a/backend_api/templates/vessel_truck_supervision.docx
+++ b/backend_api/templates/vessel_truck_supervision.docx
@@ -452,7 +452,7 @@
           <w:numId w:val="1"/>
         </w:numPr>
         <w:tabs>
-          <w:tab w:val="num" w:pos="1560"/>
+          <w:tab w:pos="6984" w:val="left"/>
         </w:tabs>
         <w:spacing w:before="200"/>
         <w:jc w:val="both"/>
@@ -464,33 +464,31 @@
         <w:rPr>
           <w:lang w:val="es-CR"/>
         </w:rPr>
-        <w:t xml:space="preserve">Fechas de Arribo </w:t>
-      </w:r>
-      <w:r>
-        <w:rPr>
-          <w:lang w:val="es-CR"/>
-        </w:rPr>
-        <w:t xml:space="preserve">              </w:t>
-      </w:r>
-      <w:r>
-        <w:rPr>
-          <w:lang w:val="es-CR"/>
-        </w:rPr>
-        <w:t>{</w:t>
+        <w:t>Fechas de Arribo</w:t>
+        <w:tab/>
+        <w:t>{arrival_date}</w:t>
+      </w:r>
+      <w:r>
+        <w:rPr>
+          <w:lang w:val="es-CR"/>
+        </w:rPr>
+      </w:r>
+      <w:r>
+        <w:rPr>
+          <w:lang w:val="es-CR"/>
+        </w:rPr>
       </w:r>
       <w:proofErr w:type="spellStart"/>
       <w:r>
         <w:rPr>
           <w:lang w:val="es-CR"/>
         </w:rPr>
-        <w:t>arrival_date</w:t>
       </w:r>
       <w:proofErr w:type="spellEnd"/>
       <w:r>
         <w:rPr>
           <w:lang w:val="es-CR"/>
         </w:rPr>
-        <w:t>}</w:t>
       </w:r>
     </w:p>
     <w:p>
@@ -500,7 +498,7 @@
           <w:numId w:val="1"/>
         </w:numPr>
         <w:tabs>
-          <w:tab w:val="num" w:pos="1560"/>
+          <w:tab w:pos="6984" w:val="left"/>
         </w:tabs>
         <w:spacing w:before="200"/>
         <w:jc w:val="both"/>
@@ -512,33 +510,31 @@
         <w:rPr>
           <w:lang w:val="es-CR"/>
         </w:rPr>
-        <w:t xml:space="preserve">Fecha de inspección      </w:t>
-      </w:r>
-      <w:r>
-        <w:rPr>
-          <w:lang w:val="es-CR"/>
-        </w:rPr>
-        <w:t xml:space="preserve">    </w:t>
-      </w:r>
-      <w:r>
-        <w:rPr>
-          <w:lang w:val="es-CR"/>
-        </w:rPr>
-        <w:t>{</w:t>
+        <w:t>Fecha de inspección</w:t>
+        <w:tab/>
+        <w:t>{inspection_date}</w:t>
+      </w:r>
+      <w:r>
+        <w:rPr>
+          <w:lang w:val="es-CR"/>
+        </w:rPr>
+      </w:r>
+      <w:r>
+        <w:rPr>
+          <w:lang w:val="es-CR"/>
+        </w:rPr>
       </w:r>
       <w:proofErr w:type="spellStart"/>
       <w:r>
         <w:rPr>
           <w:lang w:val="es-CR"/>
         </w:rPr>
-        <w:t>inspection_date</w:t>
       </w:r>
       <w:proofErr w:type="spellEnd"/>
       <w:r>
         <w:rPr>
           <w:lang w:val="es-CR"/>
         </w:rPr>
-        <w:t>}</w:t>
       </w:r>
     </w:p>
     <w:p>
@@ -548,7 +544,7 @@
           <w:numId w:val="1"/>
         </w:numPr>
         <w:tabs>
-          <w:tab w:val="num" w:pos="1560"/>
+          <w:tab w:pos="6984" w:val="left"/>
         </w:tabs>
         <w:spacing w:before="80"/>
         <w:ind w:left="4950" w:hanging="3532"/>
@@ -563,32 +559,30 @@
           <w:lang w:val="es-CR"/>
         </w:rPr>
         <w:t>Supervisión Completada</w:t>
-      </w:r>
-      <w:r>
-        <w:rPr>
-          <w:lang w:val="es-CR"/>
-        </w:rPr>
         <w:tab/>
-      </w:r>
-      <w:r>
-        <w:rPr>
-          <w:lang w:val="es-CR"/>
-        </w:rPr>
-        <w:t>{</w:t>
+        <w:t>{supervision_completed_date}</w:t>
+      </w:r>
+      <w:r>
+        <w:rPr>
+          <w:lang w:val="es-CR"/>
+        </w:rPr>
+      </w:r>
+      <w:r>
+        <w:rPr>
+          <w:lang w:val="es-CR"/>
+        </w:rPr>
       </w:r>
       <w:proofErr w:type="spellStart"/>
       <w:r>
         <w:rPr>
           <w:lang w:val="es-CR"/>
         </w:rPr>
-        <w:t>supervision_completed_date</w:t>
       </w:r>
       <w:proofErr w:type="spellEnd"/>
       <w:r>
         <w:rPr>
           <w:lang w:val="es-CR"/>
         </w:rPr>
-        <w:t>}</w:t>
       </w:r>
     </w:p>
     <w:p>
